--- a/flow/20230914_vu_template/drafts/2024-11-g/24-НД-Гл.2-Катерини,Меркурія.docx
+++ b/flow/20230914_vu_template/drafts/2024-11-g/24-НД-Гл.2-Катерини,Меркурія.docx
@@ -24077,7 +24077,7 @@
           <w:szCs w:val="24"/>
           <w:rtl w:val="0"/>
         </w:rPr>
-        <w:t xml:space="preserve"> Все, що живе, і все творіння тебе хвалить, Господи,* ти бо хрестом смерть знищив,* щоб показати людям твоє з мертвих воскресіння,* бо ти єдиний людинаолюбець.</w:t>
+        <w:t xml:space="preserve"> Все, що живе, і все творіння тебе хвалить, Господи,* ти бо хрестом смерть знищив,* щоб показати людям твоє з мертвих воскресіння,* бо ти єдиний Людинолюбець.</w:t>
       </w:r>
     </w:p>
     <w:p>
